--- a/apps/web-app/cantine-connect/docs/from-labs/livraison/offre-financiere-cantine-connect.docx
+++ b/apps/web-app/cantine-connect/docs/from-labs/livraison/offre-financiere-cantine-connect.docx
@@ -273,7 +273,7 @@
         <w:rPr>
           <w:b w:val="0"/>
         </w:rPr>
-        <w:t>Cantine Connect est une plateforme digitale complète de gestion de restauration scolaire, pensée pour le contexte ivoirien : inscription et suivi des élèves, paiement Mobile Money, contrôle d'accès au réfectoire par QR Code, et communication automatisée avec les parents.</w:t>
+        <w:t>Cantine Connect est une plateforme digitale complète de gestion de restauration scolaire, pensée pour le contexte ivoirien : inscription des élèves, suivi des repas et passages en temps réel (contrôle d'accès au réfectoire par QR Code), paiement Mobile Money, et communication automatisée avec les parents.</w:t>
       </w:r>
     </w:p>
     <w:p>
